--- a/uploads/Proposta/Proposta_BOAT SHOW - RJ_.docx
+++ b/uploads/Proposta/Proposta_BOAT SHOW - RJ_.docx
@@ -389,7 +389,7 @@
                 <w:szCs w:val="24"/>
                 <w:u w:val="single"/>
               </w:rPr>
-              <w:t xml:space="preserve">01/04/2026 ATÉ: 01/04/2026</w:t>
+              <w:t xml:space="preserve">14/04/2027 ATÉ: 14/04/2027</w:t>
             </w:r>
           </w:p>
         </w:tc>
@@ -445,7 +445,7 @@
                 <w:szCs w:val="24"/>
                 <w:u w:val="single"/>
               </w:rPr>
-              <w:t xml:space="preserve">06/04/2026 ATÉ: 10/04/2026</w:t>
+              <w:t xml:space="preserve">19/04/2027 ATÉ: 23/04/2027</w:t>
             </w:r>
           </w:p>
         </w:tc>
@@ -501,7 +501,7 @@
                 <w:szCs w:val="24"/>
                 <w:u w:val="single"/>
               </w:rPr>
-              <w:t xml:space="preserve">11/04/2026 ATÉ: 19/04/2026</w:t>
+              <w:t xml:space="preserve">24/04/2027 ATÉ: 02/05/2027</w:t>
             </w:r>
           </w:p>
         </w:tc>
@@ -564,7 +564,7 @@
                 <w:szCs w:val="24"/>
                 <w:u w:val="single"/>
               </w:rPr>
-              <w:t xml:space="preserve">20/04/2026 ATÉ: 21/04/2026</w:t>
+              <w:t xml:space="preserve">03/05/2027 ATÉ: 06/05/2027</w:t>
             </w:r>
           </w:p>
         </w:tc>
@@ -630,6 +630,28 @@
             </w:rPr>
             <w:t xml:space="preserve"/>
             <w:br/>
+            <w:t xml:space="preserve"/>
+            <w:br/>
+            <w:t xml:space="preserve"/>
+            <w:br/>
+            <w:t xml:space="preserve"/>
+            <w:br/>
+            <w:t xml:space="preserve"/>
+          </w:r>
+          <w:r>
+            <w:rPr>
+              <w:b/>
+              <w:i/>
+              <w:rFonts w:ascii="Abel" w:hAnsi="Abel" w:cs="Abel"/>
+            </w:rPr>
+            <w:t xml:space="preserve">ANÁLISE DE PROJETOS VIA SISTEMA</w:t>
+          </w:r>
+          <w:r>
+            <w:rPr>
+              <w:rFonts w:ascii="Abel" w:hAnsi="Abel" w:cs="Abel"/>
+            </w:rPr>
+            <w:t xml:space="preserve"/>
+            <w:br/>
             <w:t xml:space="preserve"> Sistema on-line para a análise do projeto e documentação;</w:t>
             <w:br/>
             <w:t xml:space="preserve"> Análise dos projetos de acordo com as normas de montagem do evento;</w:t>
@@ -638,7 +660,109 @@
             <w:br/>
             <w:t xml:space="preserve"/>
             <w:br/>
-            <w:t xml:space="preserve">• 1 Analista De Projetos, (PRÉ EVENTO), 35 Diária(s), de: 06/03/2026 até: 09/04/2026</w:t>
+            <w:t xml:space="preserve">• 1 Sistema AnáLise De Projetos, 1 Diária(s), de: 14/04/2027 até: 14/04/2027</w:t>
+            <w:br/>
+            <w:t xml:space="preserve"/>
+            <w:br/>
+            <w:t xml:space="preserve">• 1 Analista De Projetos, 60 Diária(s), de: 14/02/2027 até: 14/04/2027</w:t>
+            <w:br/>
+            <w:t xml:space="preserve"/>
+            <w:br/>
+            <w:t xml:space="preserve">• 1 Analista De Projetos, (ASSISTENTE), 30 Diária(s), de: 16/03/2027 até: 14/04/2027</w:t>
+            <w:br/>
+            <w:t xml:space="preserve"/>
+            <w:br/>
+            <w:t xml:space="preserve">1 </w:t>
+            <w:br/>
+            <w:t xml:space="preserve"/>
+            <w:br/>
+            <w:t xml:space="preserve"/>
+          </w:r>
+          <w:r>
+            <w:rPr>
+              <w:b/>
+              <w:i/>
+              <w:rFonts w:ascii="Abel" w:hAnsi="Abel" w:cs="Abel"/>
+            </w:rPr>
+            <w:t xml:space="preserve">ANALISTA DE PROJETOS</w:t>
+          </w:r>
+          <w:r>
+            <w:rPr>
+              <w:rFonts w:ascii="Abel" w:hAnsi="Abel" w:cs="Abel"/>
+            </w:rPr>
+            <w:t xml:space="preserve"/>
+            <w:br/>
+            <w:t xml:space="preserve"/>
+            <w:br/>
+            <w:t xml:space="preserve"/>
+            <w:br/>
+            <w:t xml:space="preserve"/>
+            <w:br/>
+            <w:t xml:space="preserve"/>
+          </w:r>
+          <w:r>
+            <w:rPr>
+              <w:b/>
+              <w:i/>
+              <w:rFonts w:ascii="Abel" w:hAnsi="Abel" w:cs="Abel"/>
+            </w:rPr>
+            <w:t xml:space="preserve">ANALISTA DE PROJETOS</w:t>
+          </w:r>
+          <w:r>
+            <w:rPr>
+              <w:rFonts w:ascii="Abel" w:hAnsi="Abel" w:cs="Abel"/>
+            </w:rPr>
+            <w:t xml:space="preserve"/>
+            <w:br/>
+            <w:t xml:space="preserve"/>
+            <w:br/>
+            <w:t xml:space="preserve"/>
+            <w:br/>
+            <w:t xml:space="preserve"/>
+            <w:br/>
+            <w:t xml:space="preserve"/>
+          </w:r>
+          <w:r>
+            <w:rPr>
+              <w:b/>
+              <w:i/>
+              <w:rFonts w:ascii="Abel" w:hAnsi="Abel" w:cs="Abel"/>
+            </w:rPr>
+            <w:t xml:space="preserve">ANÁLISE DE PROJETOS VIA SISTEMA</w:t>
+          </w:r>
+          <w:r>
+            <w:rPr>
+              <w:rFonts w:ascii="Abel" w:hAnsi="Abel" w:cs="Abel"/>
+            </w:rPr>
+            <w:t xml:space="preserve"/>
+            <w:br/>
+            <w:t xml:space="preserve"> Sistema on-line para a análise do projeto e documentação;</w:t>
+            <w:br/>
+            <w:t xml:space="preserve"> Análise dos projetos de acordo com as normas de montagem do evento;</w:t>
+            <w:br/>
+            <w:t xml:space="preserve"> Recebimento da documentação dos estandes: (A.R.T. ou R.R.T. e Termo de Responsabilidade);</w:t>
+            <w:br/>
+            <w:t xml:space="preserve"/>
+            <w:br/>
+            <w:t xml:space="preserve">1 </w:t>
+            <w:br/>
+            <w:t xml:space="preserve"/>
+            <w:br/>
+            <w:t xml:space="preserve"/>
+          </w:r>
+          <w:r>
+            <w:rPr>
+              <w:b/>
+              <w:i/>
+              <w:rFonts w:ascii="Abel" w:hAnsi="Abel" w:cs="Abel"/>
+            </w:rPr>
+            <w:t xml:space="preserve">ANALISTA DE PROJETOS</w:t>
+          </w:r>
+          <w:r>
+            <w:rPr>
+              <w:rFonts w:ascii="Abel" w:hAnsi="Abel" w:cs="Abel"/>
+            </w:rPr>
+            <w:t xml:space="preserve"/>
           </w:r>
         </w:t>
       </w:r>
@@ -968,7 +1092,7 @@
           <w:sz w:val="24"/>
           <w:szCs w:val="24"/>
         </w:rPr>
-        <w:t xml:space="preserve">• 1 Fiscal Diurno, (ENTRADA DE BARCOS), 21 Diária(s), de: 02/04/2026 até: 22/04/2026</w:t>
+        <w:t xml:space="preserve">• 2 Fiscal Diurno, (ENTRADA DE BARCOS), 22 Diária(s), de: 15/04/2027 até: 06/05/2027</w:t>
       </w:r>
     </w:p>
     <w:p>
@@ -988,7 +1112,7 @@
           <w:sz w:val="24"/>
           <w:szCs w:val="24"/>
         </w:rPr>
-        <w:t xml:space="preserve">• 1 Fiscal Noturno, (MONTAGEM E INFRA), 22 Diária(s), de: 01/04/2026 até: 22/04/2026</w:t>
+        <w:t xml:space="preserve">• 2 Fiscal Noturno, (MONTAGEM E INFRA), 22 Diária(s), de: 15/04/2027 até: 06/05/2027</w:t>
       </w:r>
     </w:p>
     <w:p>
@@ -1008,7 +1132,7 @@
           <w:sz w:val="24"/>
           <w:szCs w:val="24"/>
         </w:rPr>
-        <w:t xml:space="preserve">• 1 Fiscal Diurno, (MONTAGEM PIER), 21 Diária(s), de: 02/04/2026 até: 22/04/2026</w:t>
+        <w:t xml:space="preserve">• 4 Fiscal Diurno, (MONTAGEM PIER), 26 Diária(s), de: 15/04/2027 até: 10/05/2027</w:t>
       </w:r>
     </w:p>
     <w:p>
@@ -1028,7 +1152,7 @@
           <w:sz w:val="24"/>
           <w:szCs w:val="24"/>
         </w:rPr>
-        <w:t xml:space="preserve">• 1 Fiscal Diurno, (MONTAGENS PAVILHÃO), 21 Diária(s), de: 02/04/2026 até: 22/04/2026</w:t>
+        <w:t xml:space="preserve">• 2 Fiscal Diurno, (MONTAGENS PAVILHÃO), 22 Diária(s), de: 15/04/2027 até: 06/05/2027</w:t>
       </w:r>
     </w:p>
     <w:p>
@@ -1048,7 +1172,7 @@
           <w:sz w:val="24"/>
           <w:szCs w:val="24"/>
         </w:rPr>
-        <w:t xml:space="preserve">• 1 Coordenador Operacional 1, 25 Diária(s), de: 31/03/2026 até: 24/04/2026</w:t>
+        <w:t xml:space="preserve">• 1 Analista De Projetos - PavilhãO, 6 Diária(s), de: 19/04/2027 até: 24/04/2027</w:t>
       </w:r>
     </w:p>
     <w:p>
@@ -1068,7 +1192,7 @@
           <w:sz w:val="24"/>
           <w:szCs w:val="24"/>
         </w:rPr>
-        <w:t xml:space="preserve">• 4 Fiscal De MarcaçãO, 1 Diária(s), de: 01/04/2026 até: 01/04/2026</w:t>
+        <w:t xml:space="preserve">• 1 Coordenador Operacional 1, 23 Diária(s), de: 14/04/2027 até: 06/05/2027</w:t>
       </w:r>
     </w:p>
     <w:p>
@@ -1088,47 +1212,7 @@
           <w:sz w:val="24"/>
           <w:szCs w:val="24"/>
         </w:rPr>
-        <w:t xml:space="preserve">• 1 Sistema AnáLise De Projetos, 1 Diária(s), de: 06/03/2026 até: 06/03/2026</w:t>
-      </w:r>
-    </w:p>
-    <w:p>
-      <w:pPr>
-        <w:pStyle w:val="PargrafodaLista"/>
-        <w:spacing w:line="285" w:lineRule="atLeast"/>
-        <w:ind w:left="0"/>
-        <w:rPr>
-          <w:rFonts w:ascii="Abel" w:hAnsi="Abel"/>
-          <w:sz w:val="24"/>
-          <w:szCs w:val="24"/>
-        </w:rPr>
-      </w:pPr>
-      <w:r>
-        <w:rPr>
-          <w:rFonts w:ascii="Abel" w:hAnsi="Abel"/>
-          <w:sz w:val="24"/>
-          <w:szCs w:val="24"/>
-        </w:rPr>
-        <w:t xml:space="preserve">• 1 Fiscal De MarcaçãO, (VISTORIA ENTRADA), 1 Diária(s), de: 19/03/2026 até: 19/03/2026</w:t>
-      </w:r>
-    </w:p>
-    <w:p>
-      <w:pPr>
-        <w:pStyle w:val="PargrafodaLista"/>
-        <w:spacing w:line="285" w:lineRule="atLeast"/>
-        <w:ind w:left="0"/>
-        <w:rPr>
-          <w:rFonts w:ascii="Abel" w:hAnsi="Abel"/>
-          <w:sz w:val="24"/>
-          <w:szCs w:val="24"/>
-        </w:rPr>
-      </w:pPr>
-      <w:r>
-        <w:rPr>
-          <w:rFonts w:ascii="Abel" w:hAnsi="Abel"/>
-          <w:sz w:val="24"/>
-          <w:szCs w:val="24"/>
-        </w:rPr>
-        <w:t xml:space="preserve">• 1 Fiscal Diurno, (VISTORIA SAIDA), 1 Diária(s), de: 05/05/2026 até: 05/05/2026</w:t>
+        <w:t xml:space="preserve">• 6 Fiscal De MarcaçãO, 1 Diária(s), de: 14/04/2027 até: 14/04/2027</w:t>
       </w:r>
     </w:p>
     <w:p>
@@ -1180,110 +1264,6 @@
           <w:szCs w:val="24"/>
         </w:rPr>
       </w:pPr>
-    </w:p>
-    <w:p>
-      <w:pPr>
-        <w:pStyle w:val="PargrafodaLista"/>
-        <w:spacing w:line="285" w:lineRule="atLeast"/>
-        <w:ind w:left="0"/>
-        <w:rPr>
-          <w:rFonts w:ascii="Abel" w:hAnsi="Abel"/>
-          <w:sz w:val="24"/>
-          <w:szCs w:val="24"/>
-        </w:rPr>
-      </w:pPr>
-      <w:r>
-        <w:rPr>
-          <w:rFonts w:ascii="Abel" w:hAnsi="Abel"/>
-          <w:sz w:val="24"/>
-          <w:szCs w:val="24"/>
-        </w:rPr>
-        <w:t xml:space="preserve"/>
-      </w:r>
-    </w:p>
-    <w:p>
-      <w:pPr>
-        <w:spacing w:line="285" w:lineRule="atLeast"/>
-        <w:rPr>
-          <w:rFonts w:ascii="Abel" w:hAnsi="Abel"/>
-          <w:sz w:val="24"/>
-          <w:szCs w:val="24"/>
-        </w:rPr>
-      </w:pPr>
-      <w:r>
-        <w:rPr>
-          <w:rFonts w:ascii="Abel" w:hAnsi="Abel"/>
-          <w:b/>
-          <w:bCs/>
-          <w:i/>
-          <w:iCs/>
-          <w:sz w:val="24"/>
-          <w:szCs w:val="24"/>
-        </w:rPr>
-        <w:t xml:space="preserve">    ADICIONAIS</w:t>
-      </w:r>
-      <w:proofErr w:type="gramStart"/>
-      <w:r>
-        <w:rPr>
-          <w:rFonts w:ascii="Abel" w:hAnsi="Abel"/>
-          <w:b/>
-          <w:bCs/>
-          <w:i/>
-          <w:iCs/>
-          <w:sz w:val="24"/>
-          <w:szCs w:val="24"/>
-        </w:rPr>
-        <w:t>:</w:t>
-      </w:r>
-      <w:r>
-        <w:rPr>
-          <w:rFonts w:ascii="Abel" w:hAnsi="Abel"/>
-          <w:sz w:val="24"/>
-          <w:szCs w:val="24"/>
-        </w:rPr>
-        <w:t xml:space="preserve"/>
-      </w:r>
-    </w:p>
-    <w:p>
-      <w:pPr>
-        <w:pStyle w:val="PargrafodaLista"/>
-        <w:spacing w:line="285" w:lineRule="atLeast"/>
-        <w:ind w:left="0"/>
-        <w:rPr>
-          <w:rFonts w:ascii="Abel" w:hAnsi="Abel"/>
-          <w:sz w:val="24"/>
-          <w:szCs w:val="24"/>
-        </w:rPr>
-      </w:pPr>
-      <w:proofErr w:type="gramStart"/>
-      <w:r>
-        <w:rPr>
-          <w:rFonts w:ascii="Abel" w:hAnsi="Abel"/>
-          <w:sz w:val="24"/>
-          <w:szCs w:val="24"/>
-        </w:rPr>
-        <w:t xml:space="preserve">• 1 Fiscal Diurno, 4 Diária(s), de: 23/04/2026 até: 26/04/2026</w:t>
-      </w:r>
-    </w:p>
-    <w:p>
-      <w:pPr>
-        <w:pStyle w:val="PargrafodaLista"/>
-        <w:spacing w:line="285" w:lineRule="atLeast"/>
-        <w:ind w:left="0"/>
-        <w:rPr>
-          <w:rFonts w:ascii="Abel" w:hAnsi="Abel"/>
-          <w:sz w:val="24"/>
-          <w:szCs w:val="24"/>
-        </w:rPr>
-      </w:pPr>
-      <w:r>
-        <w:rPr>
-          <w:rFonts w:ascii="Abel" w:hAnsi="Abel"/>
-          <w:sz w:val="24"/>
-          <w:szCs w:val="24"/>
-        </w:rPr>
-        <w:t xml:space="preserve"/>
-      </w:r>
     </w:p>
     <w:p>
       <w:pPr>
@@ -1489,7 +1469,7 @@
           <w:sz w:val="24"/>
           <w:szCs w:val="24"/>
         </w:rPr>
-        <w:t xml:space="preserve">2026</w:t>
+        <w:t xml:space="preserve">2027</w:t>
       </w:r>
       <w:r>
         <w:rPr>
@@ -1507,7 +1487,7 @@
           <w:sz w:val="24"/>
           <w:szCs w:val="24"/>
         </w:rPr>
-        <w:t xml:space="preserve">R$ 97.478,72</w:t>
+        <w:t xml:space="preserve">R$ 223.604,88</w:t>
       </w:r>
       <w:r>
         <w:rPr>
@@ -1686,7 +1666,7 @@
           <w:i/>
           <w:iCs/>
         </w:rPr>
-        <w:t xml:space="preserve">23/04/2026</w:t>
+        <w:t xml:space="preserve">02/09/2026</w:t>
       </w:r>
     </w:p>
     <w:p>
